--- a/学习资料/学习大纲.docx
+++ b/学习资料/学习大纲.docx
@@ -1,14 +1,12 @@
 
 <file path=word/document.xml><?xml version="1.0" encoding="utf-8"?>
-<w:document xmlns:wpc="http://schemas.microsoft.com/office/word/2010/wordprocessingCanvas" xmlns:mc="http://schemas.openxmlformats.org/markup-compatibility/2006" xmlns:o="urn:schemas-microsoft-com:office:office" xmlns:r="http://schemas.openxmlformats.org/officeDocument/2006/relationships" xmlns:m="http://schemas.openxmlformats.org/officeDocument/2006/math" xmlns:v="urn:schemas-microsoft-com:vml" xmlns:wp14="http://schemas.microsoft.com/office/word/2010/wordprocessingDrawing" xmlns:wp="http://schemas.openxmlformats.org/drawingml/2006/wordprocessingDrawing" xmlns:w="http://schemas.openxmlformats.org/wordprocessingml/2006/main" xmlns:w14="http://schemas.microsoft.com/office/word/2010/wordml" xmlns:w10="urn:schemas-microsoft-com:office:word" xmlns:w15="http://schemas.microsoft.com/office/word/2012/wordml" xmlns:wpg="http://schemas.microsoft.com/office/word/2010/wordprocessingGroup" xmlns:wpi="http://schemas.microsoft.com/office/word/2010/wordprocessingInk" xmlns:wne="http://schemas.microsoft.com/office/word/2006/wordml" xmlns:wps="http://schemas.microsoft.com/office/word/2010/wordprocessingShape" xmlns:wpsCustomData="http://www.wps.cn/officeDocument/2013/wpsCustomData" mc:Ignorable="w14 w15 wp14">
+<w:document xmlns:wpc="http://schemas.microsoft.com/office/word/2010/wordprocessingCanvas" xmlns:cx="http://schemas.microsoft.com/office/drawing/2014/chartex" xmlns:cx1="http://schemas.microsoft.com/office/drawing/2015/9/8/chartex" xmlns:cx2="http://schemas.microsoft.com/office/drawing/2015/10/21/chartex" xmlns:cx3="http://schemas.microsoft.com/office/drawing/2016/5/9/chartex" xmlns:cx4="http://schemas.microsoft.com/office/drawing/2016/5/10/chartex" xmlns:cx5="http://schemas.microsoft.com/office/drawing/2016/5/11/chartex" xmlns:cx6="http://schemas.microsoft.com/office/drawing/2016/5/12/chartex" xmlns:cx7="http://schemas.microsoft.com/office/drawing/2016/5/13/chartex" xmlns:cx8="http://schemas.microsoft.com/office/drawing/2016/5/14/chartex" xmlns:mc="http://schemas.openxmlformats.org/markup-compatibility/2006" xmlns:o="urn:schemas-microsoft-com:office:office" xmlns:r="http://schemas.openxmlformats.org/officeDocument/2006/relationships" xmlns:m="http://schemas.openxmlformats.org/officeDocument/2006/math" xmlns:v="urn:schemas-microsoft-com:vml" xmlns:wp14="http://schemas.microsoft.com/office/word/2010/wordprocessingDrawing" xmlns:wp="http://schemas.openxmlformats.org/drawingml/2006/wordprocessingDrawing" xmlns:w="http://schemas.openxmlformats.org/wordprocessingml/2006/main" xmlns:w14="http://schemas.microsoft.com/office/word/2010/wordml" xmlns:w10="urn:schemas-microsoft-com:office:word" xmlns:w15="http://schemas.microsoft.com/office/word/2012/wordml" xmlns:wpg="http://schemas.microsoft.com/office/word/2010/wordprocessingGroup" xmlns:wpi="http://schemas.microsoft.com/office/word/2010/wordprocessingInk" xmlns:wne="http://schemas.microsoft.com/office/word/2006/wordml" xmlns:wps="http://schemas.microsoft.com/office/word/2010/wordprocessingShape" xmlns:wpsCustomData="http://www.wps.cn/officeDocument/2013/wpsCustomData" mc:Ignorable="w14 w15 wp14">
   <w:body>
     <w:p>
       <w:pPr>
         <w:spacing w:before="480" w:after="480" w:line="288" w:lineRule="auto"/>
         <w:ind w:left="0"/>
       </w:pPr>
-      <w:bookmarkStart w:id="9" w:name="_GoBack"/>
-      <w:bookmarkEnd w:id="9"/>
       <w:r>
         <w:rPr>
           <w:rFonts w:ascii="Arial" w:hAnsi="Arial" w:eastAsia="等线" w:cs="Arial"/>
@@ -1429,6 +1427,10 @@
         <w:spacing w:before="120" w:after="120" w:line="288" w:lineRule="auto"/>
         <w:ind w:left="0"/>
         <w:jc w:val="left"/>
+        <w:rPr>
+          <w:rFonts w:ascii="Arial" w:hAnsi="Arial" w:eastAsia="等线" w:cs="Arial"/>
+          <w:sz w:val="22"/>
+        </w:rPr>
       </w:pPr>
       <w:r>
         <w:rPr>
@@ -1437,6 +1439,413 @@
         </w:rPr>
         <w:t>|（注：部分内容可能由 AI 生成）</w:t>
       </w:r>
+    </w:p>
+    <w:p>
+      <w:pPr>
+        <w:spacing w:before="120" w:after="120" w:line="288" w:lineRule="auto"/>
+        <w:ind w:left="0"/>
+        <w:jc w:val="left"/>
+        <w:rPr>
+          <w:rFonts w:ascii="Arial" w:hAnsi="Arial" w:eastAsia="等线" w:cs="Arial"/>
+          <w:sz w:val="22"/>
+        </w:rPr>
+      </w:pPr>
+    </w:p>
+    <w:p>
+      <w:pPr>
+        <w:spacing w:before="120" w:after="120" w:line="288" w:lineRule="auto"/>
+        <w:ind w:left="0"/>
+        <w:jc w:val="left"/>
+        <w:rPr>
+          <w:rFonts w:hint="eastAsia" w:ascii="Arial" w:hAnsi="Arial" w:eastAsia="等线" w:cs="Arial"/>
+          <w:sz w:val="22"/>
+          <w:lang w:val="en-US" w:eastAsia="zh-CN"/>
+        </w:rPr>
+      </w:pPr>
+      <w:r>
+        <w:rPr>
+          <w:rFonts w:hint="eastAsia" w:ascii="Arial" w:hAnsi="Arial" w:eastAsia="等线" w:cs="Arial"/>
+          <w:sz w:val="22"/>
+          <w:lang w:val="en-US" w:eastAsia="zh-CN"/>
+        </w:rPr>
+        <w:t>修正后的学习大纲：</w:t>
+      </w:r>
+      <w:bookmarkStart w:id="9" w:name="_GoBack"/>
+      <w:bookmarkEnd w:id="9"/>
+    </w:p>
+    <w:p>
+      <w:pPr>
+        <w:keepNext w:val="0"/>
+        <w:keepLines w:val="0"/>
+        <w:widowControl/>
+        <w:suppressLineNumbers w:val="0"/>
+        <w:pBdr>
+          <w:top w:val="none" w:color="auto" w:sz="0" w:space="0"/>
+          <w:left w:val="none" w:color="auto" w:sz="0" w:space="0"/>
+          <w:bottom w:val="none" w:color="auto" w:sz="0" w:space="0"/>
+          <w:right w:val="none" w:color="auto" w:sz="0" w:space="0"/>
+        </w:pBdr>
+        <w:spacing w:before="0" w:beforeAutospacing="0" w:after="0" w:afterAutospacing="0" w:line="480" w:lineRule="atLeast"/>
+        <w:ind w:left="0" w:right="0"/>
+        <w:jc w:val="left"/>
+        <w:rPr>
+          <w:sz w:val="24"/>
+          <w:szCs w:val="24"/>
+        </w:rPr>
+      </w:pPr>
+      <w:r>
+        <w:rPr>
+          <w:rFonts w:ascii="Symbol" w:hAnsi="Symbol" w:eastAsia="Symbol" w:cs="Symbol"/>
+          <w:sz w:val="24"/>
+        </w:rPr>
+        <w:t>·</w:t>
+      </w:r>
+      <w:r>
+        <w:rPr>
+          <w:rFonts w:hint="eastAsia" w:ascii="宋体" w:hAnsi="宋体" w:eastAsia="宋体" w:cs="宋体"/>
+          <w:sz w:val="24"/>
+        </w:rPr>
+        <w:t xml:space="preserve">  </w:t>
+      </w:r>
+      <w:r>
+        <w:rPr>
+          <w:sz w:val="24"/>
+          <w:szCs w:val="24"/>
+          <w:bdr w:val="none" w:color="auto" w:sz="0" w:space="0"/>
+        </w:rPr>
+        <w:t>Spring 核心收尾：注解版 AOP → 声明式事务</w:t>
+      </w:r>
+    </w:p>
+    <w:p>
+      <w:pPr>
+        <w:keepNext w:val="0"/>
+        <w:keepLines w:val="0"/>
+        <w:widowControl/>
+        <w:suppressLineNumbers w:val="0"/>
+        <w:pBdr>
+          <w:top w:val="none" w:color="auto" w:sz="0" w:space="0"/>
+          <w:left w:val="none" w:color="auto" w:sz="0" w:space="0"/>
+          <w:bottom w:val="none" w:color="auto" w:sz="0" w:space="0"/>
+          <w:right w:val="none" w:color="auto" w:sz="0" w:space="0"/>
+        </w:pBdr>
+        <w:spacing w:before="0" w:beforeAutospacing="0" w:after="0" w:afterAutospacing="0" w:line="480" w:lineRule="atLeast"/>
+        <w:ind w:left="0" w:right="0"/>
+        <w:jc w:val="left"/>
+        <w:rPr>
+          <w:sz w:val="24"/>
+          <w:szCs w:val="24"/>
+        </w:rPr>
+      </w:pPr>
+      <w:r>
+        <w:rPr>
+          <w:rFonts w:hint="default" w:ascii="Symbol" w:hAnsi="Symbol" w:eastAsia="Symbol" w:cs="Symbol"/>
+          <w:sz w:val="24"/>
+        </w:rPr>
+        <w:t>·</w:t>
+      </w:r>
+      <w:r>
+        <w:rPr>
+          <w:rFonts w:hint="eastAsia" w:ascii="宋体" w:hAnsi="宋体" w:eastAsia="宋体" w:cs="宋体"/>
+          <w:sz w:val="24"/>
+        </w:rPr>
+        <w:t xml:space="preserve">  </w:t>
+      </w:r>
+      <w:r>
+        <w:rPr>
+          <w:sz w:val="24"/>
+          <w:szCs w:val="24"/>
+          <w:bdr w:val="none" w:color="auto" w:sz="0" w:space="0"/>
+        </w:rPr>
+        <w:t>SpringMVC 精简：接口开发核心、参数接收、RESTful、全局异常、拦截器</w:t>
+      </w:r>
+    </w:p>
+    <w:p>
+      <w:pPr>
+        <w:keepNext w:val="0"/>
+        <w:keepLines w:val="0"/>
+        <w:widowControl/>
+        <w:suppressLineNumbers w:val="0"/>
+        <w:pBdr>
+          <w:top w:val="none" w:color="auto" w:sz="0" w:space="0"/>
+          <w:left w:val="none" w:color="auto" w:sz="0" w:space="0"/>
+          <w:bottom w:val="none" w:color="auto" w:sz="0" w:space="0"/>
+          <w:right w:val="none" w:color="auto" w:sz="0" w:space="0"/>
+        </w:pBdr>
+        <w:spacing w:before="0" w:beforeAutospacing="0" w:after="0" w:afterAutospacing="0" w:line="480" w:lineRule="atLeast"/>
+        <w:ind w:left="0" w:right="0"/>
+        <w:jc w:val="left"/>
+        <w:rPr>
+          <w:sz w:val="24"/>
+          <w:szCs w:val="24"/>
+        </w:rPr>
+      </w:pPr>
+      <w:r>
+        <w:rPr>
+          <w:rFonts w:hint="default" w:ascii="Symbol" w:hAnsi="Symbol" w:eastAsia="Symbol" w:cs="Symbol"/>
+          <w:sz w:val="24"/>
+        </w:rPr>
+        <w:t>·</w:t>
+      </w:r>
+      <w:r>
+        <w:rPr>
+          <w:rFonts w:hint="eastAsia" w:ascii="宋体" w:hAnsi="宋体" w:eastAsia="宋体" w:cs="宋体"/>
+          <w:sz w:val="24"/>
+        </w:rPr>
+        <w:t xml:space="preserve">  </w:t>
+      </w:r>
+      <w:r>
+        <w:rPr>
+          <w:sz w:val="24"/>
+          <w:szCs w:val="24"/>
+          <w:bdr w:val="none" w:color="auto" w:sz="0" w:space="0"/>
+        </w:rPr>
+        <w:t>MyBatis 核心：CRUD、动态 SQL、结果映射、分页插件</w:t>
+      </w:r>
+    </w:p>
+    <w:p>
+      <w:pPr>
+        <w:keepNext w:val="0"/>
+        <w:keepLines w:val="0"/>
+        <w:widowControl/>
+        <w:suppressLineNumbers w:val="0"/>
+        <w:pBdr>
+          <w:top w:val="none" w:color="auto" w:sz="0" w:space="0"/>
+          <w:left w:val="none" w:color="auto" w:sz="0" w:space="0"/>
+          <w:bottom w:val="none" w:color="auto" w:sz="0" w:space="0"/>
+          <w:right w:val="none" w:color="auto" w:sz="0" w:space="0"/>
+        </w:pBdr>
+        <w:spacing w:before="0" w:beforeAutospacing="0" w:after="0" w:afterAutospacing="0" w:line="480" w:lineRule="atLeast"/>
+        <w:ind w:left="0" w:right="0"/>
+        <w:jc w:val="left"/>
+        <w:rPr>
+          <w:sz w:val="24"/>
+          <w:szCs w:val="24"/>
+        </w:rPr>
+      </w:pPr>
+      <w:r>
+        <w:rPr>
+          <w:rFonts w:hint="default" w:ascii="Symbol" w:hAnsi="Symbol" w:eastAsia="Symbol" w:cs="Symbol"/>
+          <w:sz w:val="24"/>
+        </w:rPr>
+        <w:t>·</w:t>
+      </w:r>
+      <w:r>
+        <w:rPr>
+          <w:rFonts w:hint="eastAsia" w:ascii="宋体" w:hAnsi="宋体" w:eastAsia="宋体" w:cs="宋体"/>
+          <w:sz w:val="24"/>
+        </w:rPr>
+        <w:t xml:space="preserve">  </w:t>
+      </w:r>
+      <w:r>
+        <w:rPr>
+          <w:sz w:val="24"/>
+          <w:szCs w:val="24"/>
+          <w:bdr w:val="none" w:color="auto" w:sz="0" w:space="0"/>
+        </w:rPr>
+        <w:t>极简 SSM 分层串讲：打通三层架构调用链路</w:t>
+      </w:r>
+    </w:p>
+    <w:p>
+      <w:pPr>
+        <w:keepNext w:val="0"/>
+        <w:keepLines w:val="0"/>
+        <w:widowControl/>
+        <w:suppressLineNumbers w:val="0"/>
+        <w:pBdr>
+          <w:top w:val="none" w:color="auto" w:sz="0" w:space="0"/>
+          <w:left w:val="none" w:color="auto" w:sz="0" w:space="0"/>
+          <w:bottom w:val="none" w:color="auto" w:sz="0" w:space="0"/>
+          <w:right w:val="none" w:color="auto" w:sz="0" w:space="0"/>
+        </w:pBdr>
+        <w:spacing w:before="0" w:beforeAutospacing="0" w:after="0" w:afterAutospacing="0" w:line="480" w:lineRule="atLeast"/>
+        <w:ind w:left="0" w:right="0"/>
+        <w:jc w:val="left"/>
+        <w:rPr>
+          <w:sz w:val="24"/>
+          <w:szCs w:val="24"/>
+        </w:rPr>
+      </w:pPr>
+      <w:r>
+        <w:rPr>
+          <w:rFonts w:hint="default" w:ascii="Symbol" w:hAnsi="Symbol" w:eastAsia="Symbol" w:cs="Symbol"/>
+          <w:sz w:val="24"/>
+        </w:rPr>
+        <w:t>·</w:t>
+      </w:r>
+      <w:r>
+        <w:rPr>
+          <w:rFonts w:hint="eastAsia" w:ascii="宋体" w:hAnsi="宋体" w:eastAsia="宋体" w:cs="宋体"/>
+          <w:sz w:val="24"/>
+        </w:rPr>
+        <w:t xml:space="preserve">  </w:t>
+      </w:r>
+      <w:r>
+        <w:rPr>
+          <w:sz w:val="24"/>
+          <w:szCs w:val="24"/>
+          <w:bdr w:val="none" w:color="auto" w:sz="0" w:space="0"/>
+        </w:rPr>
+        <w:t>SpringBoot：快速开发、集成 MyBatis、Web 接口、项目部署</w:t>
+      </w:r>
+    </w:p>
+    <w:p>
+      <w:pPr>
+        <w:keepNext w:val="0"/>
+        <w:keepLines w:val="0"/>
+        <w:widowControl/>
+        <w:suppressLineNumbers w:val="0"/>
+        <w:pBdr>
+          <w:top w:val="none" w:color="auto" w:sz="0" w:space="0"/>
+          <w:left w:val="none" w:color="auto" w:sz="0" w:space="0"/>
+          <w:bottom w:val="none" w:color="auto" w:sz="0" w:space="0"/>
+          <w:right w:val="none" w:color="auto" w:sz="0" w:space="0"/>
+        </w:pBdr>
+        <w:spacing w:before="0" w:beforeAutospacing="0" w:after="0" w:afterAutospacing="0" w:line="480" w:lineRule="atLeast"/>
+        <w:ind w:left="0" w:right="0"/>
+        <w:jc w:val="left"/>
+        <w:rPr>
+          <w:sz w:val="24"/>
+          <w:szCs w:val="24"/>
+        </w:rPr>
+      </w:pPr>
+      <w:r>
+        <w:rPr>
+          <w:rFonts w:hint="default" w:ascii="Symbol" w:hAnsi="Symbol" w:eastAsia="Symbol" w:cs="Symbol"/>
+          <w:sz w:val="24"/>
+        </w:rPr>
+        <w:t>·</w:t>
+      </w:r>
+      <w:r>
+        <w:rPr>
+          <w:rFonts w:hint="eastAsia" w:ascii="宋体" w:hAnsi="宋体" w:eastAsia="宋体" w:cs="宋体"/>
+          <w:sz w:val="24"/>
+        </w:rPr>
+        <w:t xml:space="preserve">  </w:t>
+      </w:r>
+      <w:r>
+        <w:rPr>
+          <w:rStyle w:val="4"/>
+          <w:sz w:val="24"/>
+          <w:szCs w:val="24"/>
+          <w:bdr w:val="none" w:color="auto" w:sz="0" w:space="0"/>
+        </w:rPr>
+        <w:t>Redis 专题</w:t>
+      </w:r>
+      <w:r>
+        <w:rPr>
+          <w:sz w:val="24"/>
+          <w:szCs w:val="24"/>
+          <w:bdr w:val="none" w:color="auto" w:sz="0" w:space="0"/>
+        </w:rPr>
+        <w:t>：核心数据结构、SpringBoot 集成、项目缓存优化、贴合数字孪生场景实战</w:t>
+      </w:r>
+    </w:p>
+    <w:p>
+      <w:pPr>
+        <w:keepNext w:val="0"/>
+        <w:keepLines w:val="0"/>
+        <w:widowControl/>
+        <w:suppressLineNumbers w:val="0"/>
+        <w:pBdr>
+          <w:top w:val="none" w:color="auto" w:sz="0" w:space="0"/>
+          <w:left w:val="none" w:color="auto" w:sz="0" w:space="0"/>
+          <w:bottom w:val="none" w:color="auto" w:sz="0" w:space="0"/>
+          <w:right w:val="none" w:color="auto" w:sz="0" w:space="0"/>
+        </w:pBdr>
+        <w:spacing w:before="0" w:beforeAutospacing="0" w:after="0" w:afterAutospacing="0" w:line="480" w:lineRule="atLeast"/>
+        <w:ind w:left="0" w:right="0"/>
+        <w:jc w:val="left"/>
+        <w:rPr>
+          <w:sz w:val="24"/>
+          <w:szCs w:val="24"/>
+        </w:rPr>
+      </w:pPr>
+      <w:r>
+        <w:rPr>
+          <w:rFonts w:hint="default" w:ascii="Symbol" w:hAnsi="Symbol" w:eastAsia="Symbol" w:cs="Symbol"/>
+          <w:sz w:val="24"/>
+        </w:rPr>
+        <w:t>·</w:t>
+      </w:r>
+      <w:r>
+        <w:rPr>
+          <w:rFonts w:hint="eastAsia" w:ascii="宋体" w:hAnsi="宋体" w:eastAsia="宋体" w:cs="宋体"/>
+          <w:sz w:val="24"/>
+        </w:rPr>
+        <w:t xml:space="preserve">  </w:t>
+      </w:r>
+      <w:r>
+        <w:rPr>
+          <w:sz w:val="24"/>
+          <w:szCs w:val="24"/>
+          <w:bdr w:val="none" w:color="auto" w:sz="0" w:space="0"/>
+        </w:rPr>
+        <w:t>Vue 前端 + 前后端分离全栈实战：完整管理系统 / 可视化后台项目</w:t>
+      </w:r>
+    </w:p>
+    <w:p>
+      <w:pPr>
+        <w:keepNext w:val="0"/>
+        <w:keepLines w:val="0"/>
+        <w:widowControl/>
+        <w:suppressLineNumbers w:val="0"/>
+        <w:pBdr>
+          <w:top w:val="none" w:color="auto" w:sz="0" w:space="0"/>
+          <w:left w:val="none" w:color="auto" w:sz="0" w:space="0"/>
+          <w:bottom w:val="none" w:color="auto" w:sz="0" w:space="0"/>
+          <w:right w:val="none" w:color="auto" w:sz="0" w:space="0"/>
+        </w:pBdr>
+        <w:spacing w:before="0" w:beforeAutospacing="0" w:after="0" w:afterAutospacing="0" w:line="480" w:lineRule="atLeast"/>
+        <w:ind w:left="0" w:right="0"/>
+        <w:jc w:val="left"/>
+        <w:rPr>
+          <w:sz w:val="24"/>
+          <w:szCs w:val="24"/>
+        </w:rPr>
+      </w:pPr>
+      <w:r>
+        <w:rPr>
+          <w:rFonts w:hint="default" w:ascii="Symbol" w:hAnsi="Symbol" w:eastAsia="Symbol" w:cs="Symbol"/>
+          <w:sz w:val="24"/>
+        </w:rPr>
+        <w:t>·</w:t>
+      </w:r>
+      <w:r>
+        <w:rPr>
+          <w:rFonts w:hint="eastAsia" w:ascii="宋体" w:hAnsi="宋体" w:eastAsia="宋体" w:cs="宋体"/>
+          <w:sz w:val="24"/>
+        </w:rPr>
+        <w:t xml:space="preserve">  </w:t>
+      </w:r>
+      <w:r>
+        <w:rPr>
+          <w:rStyle w:val="4"/>
+          <w:sz w:val="24"/>
+          <w:szCs w:val="24"/>
+          <w:bdr w:val="none" w:color="auto" w:sz="0" w:space="0"/>
+        </w:rPr>
+        <w:t>微服务进阶（SpringCloud Alibaba）</w:t>
+      </w:r>
+      <w:r>
+        <w:rPr>
+          <w:sz w:val="24"/>
+          <w:szCs w:val="24"/>
+          <w:bdr w:val="none" w:color="auto" w:sz="0" w:space="0"/>
+        </w:rPr>
+        <w:t>：架构升级，落地工业级项目方案</w:t>
+      </w:r>
+    </w:p>
+    <w:p>
+      <w:pPr>
+        <w:spacing w:before="120" w:after="120" w:line="288" w:lineRule="auto"/>
+        <w:ind w:left="0"/>
+        <w:jc w:val="left"/>
+        <w:rPr>
+          <w:rFonts w:hint="default" w:ascii="Arial" w:hAnsi="Arial" w:eastAsia="等线" w:cs="Arial"/>
+          <w:sz w:val="22"/>
+          <w:lang w:val="en-US" w:eastAsia="zh-CN"/>
+        </w:rPr>
+      </w:pPr>
     </w:p>
     <w:sectPr>
       <w:headerReference r:id="rId3" w:type="default"/>
@@ -2422,7 +2831,7 @@
   <w:docDefaults>
     <w:rPrDefault>
       <w:rPr>
-        <w:rFonts w:asciiTheme="minorHAnsi" w:hAnsiTheme="minorHAnsi" w:eastAsiaTheme="minorEastAsia" w:cstheme="minorBidi"/>
+        <w:rFonts w:ascii="Times New Roman" w:hAnsi="Times New Roman" w:eastAsia="宋体" w:cs="Times New Roman"/>
       </w:rPr>
     </w:rPrDefault>
     <w:pPrDefault/>
@@ -2686,6 +3095,7 @@
       <w:jc w:val="both"/>
     </w:pPr>
     <w:rPr>
+      <w:rFonts w:asciiTheme="minorHAnsi" w:hAnsiTheme="minorHAnsi" w:eastAsiaTheme="minorEastAsia" w:cstheme="minorBidi"/>
       <w:sz w:val="21"/>
       <w:szCs w:val="22"/>
     </w:rPr>
@@ -2707,6 +3117,15 @@
         <w:right w:w="108" w:type="dxa"/>
       </w:tblCellMar>
     </w:tblPr>
+  </w:style>
+  <w:style w:type="character" w:styleId="4">
+    <w:name w:val="Strong"/>
+    <w:basedOn w:val="3"/>
+    <w:qFormat/>
+    <w:uiPriority w:val="0"/>
+    <w:rPr>
+      <w:b/>
+    </w:rPr>
   </w:style>
 </w:styles>
 </file>
